--- a/Template/Payroll/5. บันทึกอนุมัติเบิกจ่าย.docx
+++ b/Template/Payroll/5. บันทึกอนุมัติเบิกจ่าย.docx
@@ -142,13 +142,6 @@
           <w:cs/>
         </w:rPr>
         <w:t xml:space="preserve"> </w:t>
-      </w:r>
-      <w:r>
-        <w:rPr>
-          <w:rFonts w:ascii="TH SarabunIT๙" w:hAnsi="TH SarabunIT๙" w:cs="TH SarabunIT๙" w:hint="cs"/>
-          <w:cs/>
-        </w:rPr>
-        <w:t>โรงเรียน</w:t>
       </w:r>
       <w:r>
         <w:rPr>
@@ -1350,16 +1343,16 @@
         <mc:AlternateContent>
           <mc:Choice Requires="wps">
             <w:drawing>
-              <wp:anchor distT="45720" distB="45720" distL="114300" distR="114300" simplePos="0" relativeHeight="251663360" behindDoc="0" locked="0" layoutInCell="1" allowOverlap="1" wp14:anchorId="2956E772" wp14:editId="34BED625">
+              <wp:anchor distT="45720" distB="45720" distL="114300" distR="114300" simplePos="0" relativeHeight="251663360" behindDoc="0" locked="0" layoutInCell="1" allowOverlap="1" wp14:anchorId="2956E772" wp14:editId="7C00ECBB">
                 <wp:simplePos x="0" y="0"/>
                 <wp:positionH relativeFrom="margin">
-                  <wp:posOffset>1692910</wp:posOffset>
+                  <wp:posOffset>1691640</wp:posOffset>
                 </wp:positionH>
                 <wp:positionV relativeFrom="paragraph">
-                  <wp:posOffset>274955</wp:posOffset>
+                  <wp:posOffset>270510</wp:posOffset>
                 </wp:positionV>
-                <wp:extent cx="3381375" cy="1404620"/>
-                <wp:effectExtent l="0" t="0" r="9525" b="0"/>
+                <wp:extent cx="3381375" cy="828675"/>
+                <wp:effectExtent l="0" t="0" r="9525" b="9525"/>
                 <wp:wrapNone/>
                 <wp:docPr id="1390262210" name="Text Box 2"/>
                 <wp:cNvGraphicFramePr>
@@ -1374,7 +1367,7 @@
                       <wps:spPr bwMode="auto">
                         <a:xfrm>
                           <a:off x="0" y="0"/>
-                          <a:ext cx="3381375" cy="1404620"/>
+                          <a:ext cx="3381375" cy="828675"/>
                         </a:xfrm>
                         <a:prstGeom prst="rect">
                           <a:avLst/>
@@ -1425,6 +1418,7 @@
                               </w:rPr>
                               <w:t>นำหน้า</w:t>
                             </w:r>
+                            <w:proofErr w:type="spellStart"/>
                             <w:r>
                               <w:rPr>
                                 <w:rFonts w:ascii="TH SarabunIT๙" w:hAnsi="TH SarabunIT๙" w:cs="TH SarabunIT๙" w:hint="cs"/>
@@ -1432,6 +1426,7 @@
                               </w:rPr>
                               <w:t>ผอ</w:t>
                             </w:r>
+                            <w:proofErr w:type="spellEnd"/>
                             <w:r>
                               <w:rPr>
                                 <w:rFonts w:ascii="TH SarabunIT๙" w:hAnsi="TH SarabunIT๙" w:cs="TH SarabunIT๙"/>
@@ -1445,6 +1440,7 @@
                               </w:rPr>
                               <w:t>ชื่อ</w:t>
                             </w:r>
+                            <w:proofErr w:type="spellStart"/>
                             <w:r>
                               <w:rPr>
                                 <w:rFonts w:ascii="TH SarabunIT๙" w:hAnsi="TH SarabunIT๙" w:cs="TH SarabunIT๙" w:hint="cs"/>
@@ -1452,6 +1448,7 @@
                               </w:rPr>
                               <w:t>ผอ</w:t>
                             </w:r>
+                            <w:proofErr w:type="spellEnd"/>
                             <w:r>
                               <w:rPr>
                                 <w:rFonts w:ascii="TH SarabunIT๙" w:hAnsi="TH SarabunIT๙" w:cs="TH SarabunIT๙"/>
@@ -1478,6 +1475,7 @@
                               </w:rPr>
                               <w:t>นามสกุล</w:t>
                             </w:r>
+                            <w:proofErr w:type="spellStart"/>
                             <w:r>
                               <w:rPr>
                                 <w:rFonts w:ascii="TH SarabunIT๙" w:hAnsi="TH SarabunIT๙" w:cs="TH SarabunIT๙" w:hint="cs"/>
@@ -1485,6 +1483,7 @@
                               </w:rPr>
                               <w:t>ผอ</w:t>
                             </w:r>
+                            <w:proofErr w:type="spellEnd"/>
                             <w:r>
                               <w:rPr>
                                 <w:rFonts w:ascii="TH SarabunIT๙" w:hAnsi="TH SarabunIT๙" w:cs="TH SarabunIT๙"/>
@@ -1537,7 +1536,7 @@
                         </w:txbxContent>
                       </wps:txbx>
                       <wps:bodyPr rot="0" vert="horz" wrap="square" lIns="91440" tIns="45720" rIns="91440" bIns="45720" anchor="t" anchorCtr="0">
-                        <a:spAutoFit/>
+                        <a:noAutofit/>
                       </wps:bodyPr>
                     </wps:wsp>
                   </a:graphicData>
@@ -1546,7 +1545,7 @@
                   <wp14:pctWidth>0</wp14:pctWidth>
                 </wp14:sizeRelH>
                 <wp14:sizeRelV relativeFrom="margin">
-                  <wp14:pctHeight>20000</wp14:pctHeight>
+                  <wp14:pctHeight>0</wp14:pctHeight>
                 </wp14:sizeRelV>
               </wp:anchor>
             </w:drawing>
@@ -1557,8 +1556,8 @@
                 <v:stroke joinstyle="miter"/>
                 <v:path gradientshapeok="t" o:connecttype="rect"/>
               </v:shapetype>
-              <v:shape id="Text Box 2" o:spid="_x0000_s1026" type="#_x0000_t202" style="position:absolute;margin-left:133.3pt;margin-top:21.65pt;width:266.25pt;height:110.6pt;z-index:251663360;visibility:visible;mso-wrap-style:square;mso-width-percent:0;mso-height-percent:200;mso-wrap-distance-left:9pt;mso-wrap-distance-top:3.6pt;mso-wrap-distance-right:9pt;mso-wrap-distance-bottom:3.6pt;mso-position-horizontal:absolute;mso-position-horizontal-relative:margin;mso-position-vertical:absolute;mso-position-vertical-relative:text;mso-width-percent:0;mso-height-percent:200;mso-width-relative:margin;mso-height-relative:margin;v-text-anchor:top" o:gfxdata="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" stroked="f">
-                <v:textbox style="mso-fit-shape-to-text:t">
+              <v:shape id="Text Box 2" o:spid="_x0000_s1026" type="#_x0000_t202" style="position:absolute;margin-left:133.2pt;margin-top:21.3pt;width:266.25pt;height:65.25pt;z-index:251663360;visibility:visible;mso-wrap-style:square;mso-width-percent:0;mso-height-percent:0;mso-wrap-distance-left:9pt;mso-wrap-distance-top:3.6pt;mso-wrap-distance-right:9pt;mso-wrap-distance-bottom:3.6pt;mso-position-horizontal:absolute;mso-position-horizontal-relative:margin;mso-position-vertical:absolute;mso-position-vertical-relative:text;mso-width-percent:0;mso-height-percent:0;mso-width-relative:margin;mso-height-relative:margin;v-text-anchor:top" o:gfxdata="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" stroked="f">
+                <v:textbox>
                   <w:txbxContent>
                     <w:p>
                       <w:pPr>
